--- a/cf/jm/u/files/u007.docx
+++ b/cf/jm/u/files/u007.docx
@@ -20,7 +20,7 @@
     </w:p>
     <w:p>
       <w:r>
-        <w:t>請針對每個題目，把答案填在「回答：」後面（越具體越好）；填好後請放回您的部門資料夾即可，不需回信。</w:t>
+        <w:t>這份問卷是想更了解您的實際作業，好把您的 AI 助理做得更貼近需求。第一部分請把答案填在「回答：」後面（越具體越好）；第二部分只是先讓您了解，之後用的時候再一起調整，不用現在填。填好後放回您的部門資料夾即可，不需回信。</w:t>
       </w:r>
     </w:p>
     <w:p>
@@ -32,8 +32,16 @@
       </w:r>
     </w:p>
     <w:p>
+      <w:pPr>
+        <w:pStyle w:val="Heading2"/>
+      </w:pPr>
       <w:r>
-        <w:t>1. 客戶（漢翔）產品合格保證書／材證的正式格式與必填欄位為何？</w:t>
+        <w:t>一、請您提供或確認的事情</w:t>
+      </w:r>
+    </w:p>
+    <w:p>
+      <w:r>
+        <w:t>1. 出貨前要做的「產品合格保證書＋檢驗紀錄」（就是給客戶看的材證），資料來源是 M 槽裡的檢驗紀錄和料證嗎？</w:t>
       </w:r>
     </w:p>
     <w:p>
@@ -43,7 +51,7 @@
     </w:p>
     <w:p>
       <w:r>
-        <w:t>2. 各料號 SIP 的檢驗項目、材質與特殊製程證明要求主檔目前在哪？能否以料號為鍵整理？</w:t>
+        <w:t>2. AI 要拿這些紀錄去對「這個料號該檢哪些項目、用什麼材料」（也就是圖面規格/SIP 的要求），檢查有沒有缺項，這樣對嗎？</w:t>
       </w:r>
     </w:p>
     <w:p>
@@ -53,7 +61,7 @@
     </w:p>
     <w:p>
       <w:r>
-        <w:t>3. 料證／製程證明的批號對應規則與歸檔位置是什麼？</w:t>
+        <w:t>3. 你要 AI 幫你整理出保證書草稿，並把「缺哪一項紀錄、料證批號沒填、有沒有超差」這些漏洞標出來，對嗎？</w:t>
       </w:r>
     </w:p>
     <w:p>
@@ -63,7 +71,7 @@
     </w:p>
     <w:p>
       <w:r>
-        <w:t>4. 哪些項目屬客戶強制附件（料證、製程證明、FAI 報告）？</w:t>
+        <w:t>4. 這份文件簽完會上傳到客戶系統（例如漢翔的協同製造管理系統）給客戶審，所以齊全度要求很高，AI 要特別嚴格檢查齊備性，這樣理解對嗎？</w:t>
       </w:r>
     </w:p>
     <w:p>
@@ -73,12 +81,55 @@
     </w:p>
     <w:p>
       <w:r>
-        <w:t>5. M 槽的檢驗紀錄／料證多為 PDF 還是結構化檔？格式固定嗎？</w:t>
+        <w:t>5. 檢驗紀錄和料證通常是 PDF 嗎？（如果是 PDF，AI 需要能「看圖」的模型，且要分兩步做，避免看錯）</w:t>
       </w:r>
     </w:p>
     <w:p>
       <w:r>
         <w:t>回答：</w:t>
+      </w:r>
+    </w:p>
+    <w:p>
+      <w:r>
+        <w:t>6. 最後的簽署和上傳一定是你自己做，AI 只出草稿，這樣的分工可以嗎？</w:t>
+      </w:r>
+    </w:p>
+    <w:p>
+      <w:r>
+        <w:t>回答：</w:t>
+      </w:r>
+    </w:p>
+    <w:p>
+      <w:pPr>
+        <w:pStyle w:val="Heading2"/>
+      </w:pPr>
+      <w:r>
+        <w:t>二、要用了之後、跟 AI 一起調整的事情（先了解即可，不用現在填）</w:t>
+      </w:r>
+    </w:p>
+    <w:p>
+      <w:r>
+        <w:t>• 這題目前狀態是「需先補前置」——要先把客戶材證的正式格式、各料號 SIP 要求主檔整理成 AI 讀得懂的檔，AI 才跑得準；這是用之前要先做的功課。</w:t>
+      </w:r>
+    </w:p>
+    <w:p>
+      <w:r>
+        <w:t>• 剛開始它可能漏抓某些必附文件（像製程證明），你把漏掉的例子回饋給它、在提示詞補上「這些是客戶強制附件」，它就會盯著檢查。</w:t>
+      </w:r>
+    </w:p>
+    <w:p>
+      <w:r>
+        <w:t>• 料證的批號對應規則、歸檔位置有調整時，記得更新知識庫，AI 才對得上正確的料證。</w:t>
+      </w:r>
+    </w:p>
+    <w:p>
+      <w:r>
+        <w:t>• 每次它列的「待補清單」你都核對一遍，把它誤判齊全或漏標缺件的狀況記下來，回頭優化。</w:t>
+      </w:r>
+    </w:p>
+    <w:p>
+      <w:r>
+        <w:t>• 守住「AI 只出草稿、你確認齊全後才簽署上傳」的界線，因為這份是要給客戶審的，寧可多檢查一次。</w:t>
       </w:r>
     </w:p>
     <w:p/>
@@ -91,8 +142,16 @@
       </w:r>
     </w:p>
     <w:p>
+      <w:pPr>
+        <w:pStyle w:val="Heading2"/>
+      </w:pPr>
       <w:r>
-        <w:t>1. 能否提供完整的「航太/半導體品質術語對照表」，含漢翔／ASML／台積各自慣用的譯法？</w:t>
+        <w:t>一、請您提供或確認的事情</w:t>
+      </w:r>
+    </w:p>
+    <w:p>
+      <w:r>
+        <w:t>1. 客戶給的規範或程序文件通常是英文的嗎？你要 AI 把它翻成中文、再放進公司的 SIP 或程序文件，這樣對嗎？</w:t>
       </w:r>
     </w:p>
     <w:p>
@@ -102,7 +161,7 @@
     </w:p>
     <w:p>
       <w:r>
-        <w:t>2. 能否提供數份客戶規範 PDF 樣本（去識別化）做翻譯辨識與術語核對測試？</w:t>
+        <w:t>2. 翻譯時有一些航太/半導體的專有名詞（像 FAI、KC、NADCAP）一定要用固定的中文講法，你有沒有一份「術語對照表」給 AI 照著翻？</w:t>
       </w:r>
     </w:p>
     <w:p>
@@ -112,7 +171,7 @@
     </w:p>
     <w:p>
       <w:r>
-        <w:t>3. 現行 SIP／程序文件的用語慣例為何？譯法要與內部既有文件保持一致嗎？</w:t>
+        <w:t>3. 哪些是「客戶硬性要求」的條款（英文常寫 shall/must）？你希望 AI 一定要特別標出來讓你確認嗎？</w:t>
       </w:r>
     </w:p>
     <w:p>
@@ -122,7 +181,7 @@
     </w:p>
     <w:p>
       <w:r>
-        <w:t>4. 哪些條款屬「強制（shall/must/required）」需特別標示？有無公司內部判讀規則？</w:t>
+        <w:t>4. 客戶文件通常是 PDF 嗎？大概幾頁？（太長要分段處理，避免一次塞太多）</w:t>
       </w:r>
     </w:p>
     <w:p>
@@ -132,12 +191,55 @@
     </w:p>
     <w:p>
       <w:r>
-        <w:t>5. 客戶規範多為英文 PDF，單份篇幅約多少頁？是否需要先訂分段策略以控制成本？</w:t>
+        <w:t>5. 翻好的內容 AI 只算「草稿」，最後定稿、要不要納入 SIP 都由你確認，這樣的分工可以嗎？</w:t>
       </w:r>
     </w:p>
     <w:p>
       <w:r>
         <w:t>回答：</w:t>
+      </w:r>
+    </w:p>
+    <w:p>
+      <w:r>
+        <w:t>6. 提醒一下：這種「整篇長文翻譯」會很吃 token（EgentHub 按量計費，跑長文成本偏高）。長篇文件建議改用月費吃到飽的工具（Claude／ChatGPT）處理，EgentHub 留給流程型、結構化的任務比較省。</w:t>
+      </w:r>
+    </w:p>
+    <w:p>
+      <w:r>
+        <w:t>回答：</w:t>
+      </w:r>
+    </w:p>
+    <w:p>
+      <w:pPr>
+        <w:pStyle w:val="Heading2"/>
+      </w:pPr>
+      <w:r>
+        <w:t>二、要用了之後、跟 AI 一起調整的事情（先了解即可，不用現在填）</w:t>
+      </w:r>
+    </w:p>
+    <w:p>
+      <w:r>
+        <w:t>• 剛用時它某些術語可能翻得不一致，你把正確譯法補進術語對照表，之後它就會統一照那個講法翻。</w:t>
+      </w:r>
+    </w:p>
+    <w:p>
+      <w:r>
+        <w:t>• 遇到對照表沒收錄的新術語，它會標「待補」並建議譯法，你確認後記得把新詞補回對照表，越用越完整。</w:t>
+      </w:r>
+    </w:p>
+    <w:p>
+      <w:r>
+        <w:t>• 如果發現它漏標了某條硬性要求（shall/must），提醒它這類字眼要特別標，並在提示詞補上判讀規則。</w:t>
+      </w:r>
+    </w:p>
+    <w:p>
+      <w:r>
+        <w:t>• 真的要在 EgentHub 跑長文時，就一段一段丟、控制每次篇幅，比一次丟整份省成本也更穩；但長篇整體翻譯還是建議用月費吃到飽工具。</w:t>
+      </w:r>
+    </w:p>
+    <w:p>
+      <w:r>
+        <w:t>• 客戶規範屬機密，用之前先確認權限只開給該課、資料有隔離，再放進知識庫測試。</w:t>
       </w:r>
     </w:p>
     <w:p/>
@@ -150,8 +252,16 @@
       </w:r>
     </w:p>
     <w:p>
+      <w:pPr>
+        <w:pStyle w:val="Heading2"/>
+      </w:pPr>
       <w:r>
-        <w:t>1. 能否提供現行 SIP 正式範本與數份已發行 SIP（去識別化）做風格與用語對齊？</w:t>
+        <w:t>一、請您提供或確認的事情</w:t>
+      </w:r>
+    </w:p>
+    <w:p>
+      <w:r>
+        <w:t>1. 編「檢驗標準程序書（SIP）」時，你是照客戶圖面把該檢的尺寸、公差抓出來，套進公司的 SIP 範本嗎？</w:t>
       </w:r>
     </w:p>
     <w:p>
@@ -161,7 +271,7 @@
     </w:p>
     <w:p>
       <w:r>
-        <w:t>2. 量測特性→方法/儀器的對應規則為何（哪些走 CMM、哪些走手工具）？</w:t>
+        <w:t>2. 你希望 AI 幫你從圖面把「要檢哪些尺寸、公差多少、哪些是關鍵尺寸 KC」抓出來，再填進 SIP 範本草稿，這樣對嗎？</w:t>
       </w:r>
     </w:p>
     <w:p>
@@ -171,7 +281,7 @@
     </w:p>
     <w:p>
       <w:r>
-        <w:t>3. 抽樣方案規則是什麼（KC 是否全檢、客戶有無特殊要求）？</w:t>
+        <w:t>3. 有些欄位（像用什麼儀器量、抽驗幾件）圖面沒寫、要工程師決定，這種你希望 AI 標「待工程師決定」而不要亂填，對嗎？</w:t>
       </w:r>
     </w:p>
     <w:p>
@@ -181,7 +291,7 @@
     </w:p>
     <w:p>
       <w:r>
-        <w:t>4. 圖面的判讀慣例為何（公差標註方式、KC 符號、特殊製程註記）？</w:t>
+        <w:t>4. 你有沒有一份現行的 SIP 正式範本和幾份已發行的 SIP？給 AI 對齊格式和用語。</w:t>
       </w:r>
     </w:p>
     <w:p>
@@ -191,12 +301,55 @@
     </w:p>
     <w:p>
       <w:r>
-        <w:t>5. 圖面多為 PDF/圖檔嗎？有無可先轉成結構化尺寸清單以提升穩定度？</w:t>
+        <w:t>5. 圖面通常是 PDF 嗎？（是的話 AI 需要能看圖的模型，且分兩步做：先讀圖、再套範本）</w:t>
       </w:r>
     </w:p>
     <w:p>
       <w:r>
         <w:t>回答：</w:t>
+      </w:r>
+    </w:p>
+    <w:p>
+      <w:r>
+        <w:t>6. 最後定稿、發行成 PDF 一定是你確認，AI 只出草稿，這樣可以嗎？</w:t>
+      </w:r>
+    </w:p>
+    <w:p>
+      <w:r>
+        <w:t>回答：</w:t>
+      </w:r>
+    </w:p>
+    <w:p>
+      <w:pPr>
+        <w:pStyle w:val="Heading2"/>
+      </w:pPr>
+      <w:r>
+        <w:t>二、要用了之後、跟 AI 一起調整的事情（先了解即可，不用現在填）</w:t>
+      </w:r>
+    </w:p>
+    <w:p>
+      <w:r>
+        <w:t>• 剛用時它套出來的格式、用語可能跟你們習慣不太一樣，多給它幾份已發行的 SIP 對齊，並把慣用寫法補進範本知識庫。</w:t>
+      </w:r>
+    </w:p>
+    <w:p>
+      <w:r>
+        <w:t>• 如果它常把某類尺寸該用哪種量測方法建議錯，補一份「特性→方法/儀器」的對應規則進去，它建議就會更準。</w:t>
+      </w:r>
+    </w:p>
+    <w:p>
+      <w:r>
+        <w:t>• 圖面判讀偶爾會看錯公差或漏掉 KC 符號，發現後把那張圖回饋給它、提醒判讀慣例，並在驗測情境加一筆測試。</w:t>
+      </w:r>
+    </w:p>
+    <w:p>
+      <w:r>
+        <w:t>• SIP 範本結構有更新時記得換掉知識庫的範本檔，AI 才會照新結構編。</w:t>
+      </w:r>
+    </w:p>
+    <w:p>
+      <w:r>
+        <w:t>• 維持「AI 出草稿、工程師決定量測方法與抽樣、最後你定稿發行」的界線，量測方法這類要靠經驗判斷的別讓它自作主張。</w:t>
       </w:r>
     </w:p>
     <w:p/>
